--- a/ky/wisdom-stories/blessings-god-has-given.docx
+++ b/ky/wisdom-stories/blessings-god-has-given.docx
@@ -20,7 +20,7 @@
           <w:sz w:val="34"/>
           <w:lang w:val="ky-KG"/>
         </w:rPr>
-        <w:t>Аллах берген ырыскы</w:t>
+        <w:t>Аллах берген жакшылыктар</w:t>
       </w:r>
       <w:bookmarkEnd w:id="10014"/>
     </w:p>
@@ -39,7 +39,7 @@
           <w:sz w:val="22"/>
           <w:lang w:val="ky-KG"/>
         </w:rPr>
-        <w:t>Аллахтын ар бир берген жакшылыгынын өз жоопкерчилиги бар. Адам өзүнө буюрган ырыскыны кандай пайдаланганы үчүн жооп берет:</w:t>
+        <w:t>Аллах кимге жакшылык берсе, аны кантип пайдаланганын да карайт:</w:t>
       </w:r>
     </w:p>
     <w:p>
@@ -93,7 +93,7 @@
           <w:sz w:val="22"/>
           <w:lang w:val="ky-KG"/>
         </w:rPr>
-        <w:t>Байлык берилсе — адамгерчилигин сактадыбы?</w:t>
+        <w:t>Байлык берилсе — ахлагын сактадыбы?</w:t>
       </w:r>
     </w:p>
     <w:p>
@@ -171,7 +171,7 @@
           <w:sz w:val="22"/>
           <w:lang w:val="ky-KG"/>
         </w:rPr>
-        <w:t xml:space="preserve">Сабак: </w:t>
+        <w:t>Сабак: Ар бир жакшылык сыноо да. Сенин ким экениңди ээ болгон нерселериң эмес, аларды кантип пайдаланганың көрсөтөт.</w:t>
       </w:r>
       <w:r>
         <w:rPr>
@@ -180,7 +180,6 @@
           <w:sz w:val="22"/>
           <w:lang w:val="ky-KG"/>
         </w:rPr>
-        <w:t>Аллах берген ырыскы — аманат. Анын кадырын билип, адилет, боорукер, шүгүрчүл жана убадага бек бол.</w:t>
       </w:r>
     </w:p>
     <w:p>
@@ -204,7 +203,7 @@
           <w:lang w:val="ru-RU"/>
           <w:lang w:val="ky-KG"/>
         </w:rPr>
-        <w:t>Окуя ачык интернет булактарынан алынды.</w:t>
+        <w:t>Аңгемелер ачык интернет булактарынан алынган, иллюстрациялар болсо ЖИ менен түзүлгөн.</w:t>
       </w:r>
     </w:p>
     <w:sectPr>
